--- a/CONCEPT - Now Assist global navigation.docx
+++ b/CONCEPT - Now Assist global navigation.docx
@@ -9,28 +9,34 @@
         <w:ind w:left="0" w:right="0"/>
         <w:bidi w:val="0"/>
         <w:jc w:val="left"/>
+        <w:rPr>
+          <w:rFonts w:ascii="Calibri" w:hAnsi="Calibri"/>
+          <w:sz w:val="48"/>
+          <w:szCs w:val="48"/>
+          <w:u w:val="none"/>
+        </w:rPr>
       </w:pPr>
       <w:r>
         <w:rPr>
-          <w:rFonts w:ascii="Aptos" w:hAnsi="Aptos" w:cs="Aptos" w:eastAsia="Aptos"/>
+          <w:rFonts w:ascii="Calibri" w:hAnsi="Calibri" w:cs="Aptos" w:eastAsia="Aptos"/>
           <w:b w:val="1"/>
           <w:bCs w:val="1"/>
           <w:color w:val="auto"/>
-          <w:sz w:val="40"/>
-          <w:szCs w:val="40"/>
-          <w:u w:val="single"/>
+          <w:sz w:val="48"/>
+          <w:szCs w:val="48"/>
+          <w:u w:val="none"/>
         </w:rPr>
         <w:t>Navigation</w:t>
       </w:r>
       <w:r>
         <w:rPr>
-          <w:rFonts w:ascii="Aptos" w:hAnsi="Aptos" w:cs="Aptos" w:eastAsia="Aptos"/>
+          <w:rFonts w:ascii="Calibri" w:hAnsi="Calibri" w:cs="Aptos" w:eastAsia="Aptos"/>
           <w:b w:val="1"/>
           <w:bCs w:val="1"/>
           <w:color w:val="auto"/>
-          <w:sz w:val="40"/>
-          <w:szCs w:val="40"/>
-          <w:u w:val="single"/>
+          <w:sz w:val="48"/>
+          <w:szCs w:val="48"/>
+          <w:u w:val="none"/>
           <w:rtl w:val="0"/>
           <w:lang w:val="en-US" w:bidi="en-US" w:eastAsia="en-US"/>
         </w:rPr>
@@ -41,44 +47,18 @@
       <w:pPr>
         <w:spacing w:before="240" w:after="240" w:beforeAutospacing="0" w:afterAutospacing="0"/>
         <w:rPr>
-          <w:rFonts w:ascii="Aptos" w:hAnsi="Aptos" w:cs="Aptos" w:eastAsia="Aptos"/>
+          <w:rFonts w:ascii="Calibri" w:hAnsi="Calibri" w:cs="Aptos" w:eastAsia="Aptos"/>
           <w:i w:val="1"/>
           <w:iCs w:val="1"/>
         </w:rPr>
       </w:pPr>
       <w:r>
         <w:rPr>
-          <w:rFonts w:ascii="Aptos" w:hAnsi="Aptos" w:cs="Aptos" w:eastAsia="Aptos"/>
+          <w:rFonts w:ascii="Calibri" w:hAnsi="Calibri" w:cs="Aptos" w:eastAsia="Aptos"/>
           <w:i w:val="1"/>
           <w:iCs w:val="1"/>
         </w:rPr>
         <w:t>Use the Navigation feature in Now Assist, available with any installed Now Assist business plugin, to take you where you want to go on the Now Platform.</w:t>
-      </w:r>
-    </w:p>
-    <w:p>
-      <w:pPr>
-        <w:spacing w:after="0" w:beforeAutospacing="0" w:afterAutospacing="0"/>
-        <w:rPr>
-          <w:rFonts w:ascii="Aptos" w:hAnsi="Aptos" w:cs="Aptos" w:eastAsia="Aptos"/>
-        </w:rPr>
-      </w:pPr>
-      <w:r>
-        <w:rPr>
-          <w:rFonts w:ascii="Aptos" w:hAnsi="Aptos" w:cs="Aptos" w:eastAsia="Aptos"/>
-          <w:b w:val="1"/>
-          <w:bCs w:val="1"/>
-          <w:u w:val="single"/>
-        </w:rPr>
-        <w:t xml:space="preserve">Keywords: </w:t>
-      </w:r>
-      <w:r>
-        <w:br w:type="textWrapping"/>
-      </w:r>
-      <w:r>
-        <w:rPr>
-          <w:rFonts w:ascii="Aptos" w:hAnsi="Aptos" w:cs="Aptos" w:eastAsia="Aptos"/>
-        </w:rPr>
-        <w:t>Now, Assist, global, navigation, skill, LLM</w:t>
       </w:r>
     </w:p>
     <w:p>
@@ -87,9 +67,10 @@
         <w:spacing w:before="299" w:after="299" w:beforeAutospacing="0" w:afterAutospacing="0"/>
         <w:jc w:val="left"/>
         <w:rPr>
-          <w:rFonts w:ascii="Aptos" w:hAnsi="Aptos" w:cs="Aptos" w:eastAsia="Aptos"/>
+          <w:rFonts w:ascii="Calibri" w:hAnsi="Calibri" w:cs="Aptos" w:eastAsia="Aptos"/>
           <w:b w:val="1"/>
           <w:bCs w:val="1"/>
+          <w:color w:val="000000"/>
           <w:sz w:val="24"/>
           <w:szCs w:val="24"/>
           <w:u w:val="single"/>
@@ -97,38 +78,62 @@
       </w:pPr>
       <w:r>
         <w:rPr>
-          <w:rFonts w:ascii="Aptos" w:hAnsi="Aptos" w:cs="Aptos" w:eastAsia="Aptos"/>
+          <w:rFonts w:ascii="Calibri" w:hAnsi="Calibri" w:cs="Aptos" w:eastAsia="Aptos"/>
           <w:b w:val="1"/>
           <w:bCs w:val="1"/>
+          <w:color w:val="000000"/>
           <w:sz w:val="24"/>
           <w:szCs w:val="24"/>
           <w:u w:val="single"/>
-        </w:rPr>
-        <w:t>Overview</w:t>
+          <w:rtl w:val="0"/>
+          <w:lang w:val="en-US" w:bidi="en-US" w:eastAsia="en-US"/>
+        </w:rPr>
+        <w:t>O</w:t>
+      </w:r>
+      <w:r>
+        <w:rPr>
+          <w:rFonts w:ascii="Calibri" w:hAnsi="Calibri" w:cs="Aptos" w:eastAsia="Aptos"/>
+          <w:b w:val="1"/>
+          <w:bCs w:val="1"/>
+          <w:color w:val="000000"/>
+          <w:sz w:val="24"/>
+          <w:szCs w:val="24"/>
+          <w:u w:val="single"/>
+        </w:rPr>
+        <w:t>verview</w:t>
       </w:r>
     </w:p>
     <w:p>
       <w:pPr>
         <w:spacing w:before="240" w:after="240" w:beforeAutospacing="0" w:afterAutospacing="0"/>
+        <w:rPr>
+          <w:rFonts w:ascii="Calibri" w:hAnsi="Calibri"/>
+        </w:rPr>
       </w:pPr>
       <w:r>
         <w:rPr>
-          <w:rFonts w:ascii="Aptos" w:hAnsi="Aptos" w:cs="Aptos" w:eastAsia="Aptos"/>
+          <w:rFonts w:ascii="Calibri" w:hAnsi="Calibri" w:cs="Aptos" w:eastAsia="Aptos"/>
         </w:rPr>
         <w:t>Navigation is a part of Now Assist Panel that can handle search requests during a chat. When you ask for records or tables in plain language, Now Assist shows you links in the chat to take you to the best match to your request.</w:t>
       </w:r>
       <w:r>
         <w:rPr>
-          <w:rFonts w:ascii="Aptos" w:hAnsi="Aptos" w:cs="Aptos" w:eastAsia="Aptos"/>
+          <w:rFonts w:ascii="Calibri" w:hAnsi="Calibri" w:cs="Aptos" w:eastAsia="Aptos"/>
           <w:rtl w:val="0"/>
           <w:lang w:val="en-US" w:bidi="en-US" w:eastAsia="en-US"/>
         </w:rPr>
         <w:br w:type="textWrapping"/>
       </w:r>
       <w:r>
+        <w:rPr>
+          <w:rFonts w:ascii="Calibri" w:hAnsi="Calibri"/>
+        </w:rPr>
         <w:br w:type="textWrapping"/>
       </w:r>
       <w:r>
+        <w:rPr>
+          <w:rFonts w:ascii="Calibri" w:hAnsi="Calibri"/>
+        </w:rPr>
         <w:drawing>
           <wp:inline xmlns:wp="http://schemas.openxmlformats.org/drawingml/2006/wordprocessingDrawing" distT="0" distB="0" distL="0" distR="0">
             <wp:extent cx="5965190" cy="2886075"/>
@@ -174,10 +179,13 @@
     <w:p>
       <w:pPr>
         <w:spacing w:before="240" w:after="240" w:beforeAutospacing="0" w:afterAutospacing="0"/>
+        <w:rPr>
+          <w:rFonts w:ascii="Calibri" w:hAnsi="Calibri"/>
+        </w:rPr>
       </w:pPr>
       <w:r>
         <w:rPr>
-          <w:rFonts w:ascii="Aptos" w:hAnsi="Aptos" w:cs="Aptos" w:eastAsia="Aptos"/>
+          <w:rFonts w:ascii="Calibri" w:hAnsi="Calibri" w:cs="Aptos" w:eastAsia="Aptos"/>
           <w:i w:val="1"/>
           <w:iCs w:val="1"/>
         </w:rPr>
@@ -185,7 +193,7 @@
       </w:r>
       <w:r>
         <w:rPr>
-          <w:rFonts w:ascii="Aptos" w:hAnsi="Aptos" w:cs="Aptos" w:eastAsia="Aptos"/>
+          <w:rFonts w:ascii="Calibri" w:hAnsi="Calibri" w:cs="Aptos" w:eastAsia="Aptos"/>
           <w:i w:val="1"/>
           <w:iCs w:val="1"/>
           <w:rtl w:val="0"/>
@@ -195,7 +203,7 @@
       </w:r>
       <w:r>
         <w:rPr>
-          <w:rFonts w:ascii="Aptos" w:hAnsi="Aptos" w:cs="Aptos" w:eastAsia="Aptos"/>
+          <w:rFonts w:ascii="Calibri" w:hAnsi="Calibri" w:cs="Aptos" w:eastAsia="Aptos"/>
           <w:i w:val="1"/>
           <w:iCs w:val="1"/>
         </w:rPr>
@@ -203,39 +211,38 @@
       </w:r>
       <w:r>
         <w:rPr>
-          <w:rFonts w:ascii="Aptos" w:hAnsi="Aptos" w:cs="Aptos" w:eastAsia="Aptos"/>
+          <w:rFonts w:ascii="Calibri" w:hAnsi="Calibri" w:cs="Aptos" w:eastAsia="Aptos"/>
           <w:i w:val="1"/>
           <w:iCs w:val="1"/>
           <w:rtl w:val="0"/>
           <w:lang w:val="en-US" w:bidi="en-US" w:eastAsia="en-US"/>
         </w:rPr>
-        <w:t xml:space="preserve"> in</w:t>
-      </w:r>
-      <w:r>
-        <w:rPr>
-          <w:rFonts w:ascii="Aptos" w:hAnsi="Aptos" w:cs="Aptos" w:eastAsia="Aptos"/>
-          <w:i w:val="1"/>
-          <w:iCs w:val="1"/>
-          <w:rtl w:val="0"/>
-          <w:lang w:val="en-US" w:bidi="en-US" w:eastAsia="en-US"/>
-        </w:rPr>
-        <w:t xml:space="preserve"> the Now Assist panel chat window</w:t>
-      </w:r>
-      <w:r>
-        <w:rPr>
-          <w:rFonts w:ascii="Aptos" w:hAnsi="Aptos" w:cs="Aptos" w:eastAsia="Aptos"/>
+        <w:t xml:space="preserve"> in the Now Assist panel chat window</w:t>
+      </w:r>
+      <w:r>
+        <w:rPr>
+          <w:rFonts w:ascii="Calibri" w:hAnsi="Calibri" w:cs="Aptos" w:eastAsia="Aptos"/>
           <w:i w:val="1"/>
           <w:iCs w:val="1"/>
         </w:rPr>
         <w:t>.]</w:t>
       </w:r>
       <w:r>
+        <w:rPr>
+          <w:rFonts w:ascii="Calibri" w:hAnsi="Calibri"/>
+        </w:rPr>
         <w:br w:type="textWrapping"/>
       </w:r>
       <w:r>
+        <w:rPr>
+          <w:rFonts w:ascii="Calibri" w:hAnsi="Calibri"/>
+        </w:rPr>
         <w:br w:type="textWrapping"/>
       </w:r>
       <w:r>
+        <w:rPr>
+          <w:rFonts w:ascii="Calibri" w:hAnsi="Calibri"/>
+        </w:rPr>
         <w:drawing>
           <wp:inline xmlns:wp="http://schemas.openxmlformats.org/drawingml/2006/wordprocessingDrawing" distT="0" distB="0" distL="0" distR="0">
             <wp:extent cx="5943600" cy="2895600"/>
@@ -279,7 +286,7 @@
       </w:r>
       <w:r>
         <w:rPr>
-          <w:rFonts w:ascii="Aptos" w:hAnsi="Aptos" w:cs="Aptos" w:eastAsia="Aptos"/>
+          <w:rFonts w:ascii="Calibri" w:hAnsi="Calibri" w:cs="Aptos" w:eastAsia="Aptos"/>
           <w:i w:val="1"/>
           <w:iCs w:val="1"/>
         </w:rPr>
@@ -287,7 +294,7 @@
       </w:r>
       <w:r>
         <w:rPr>
-          <w:rFonts w:ascii="Aptos" w:hAnsi="Aptos" w:cs="Aptos" w:eastAsia="Aptos"/>
+          <w:rFonts w:ascii="Calibri" w:hAnsi="Calibri" w:cs="Aptos" w:eastAsia="Aptos"/>
           <w:i w:val="1"/>
           <w:iCs w:val="1"/>
           <w:rtl w:val="0"/>
@@ -296,9 +303,15 @@
         <w:br w:type="textWrapping"/>
       </w:r>
       <w:r>
+        <w:rPr>
+          <w:rFonts w:ascii="Calibri" w:hAnsi="Calibri"/>
+        </w:rPr>
         <w:br w:type="textWrapping"/>
       </w:r>
       <w:r>
+        <w:rPr>
+          <w:rFonts w:ascii="Calibri" w:hAnsi="Calibri"/>
+        </w:rPr>
         <w:drawing>
           <wp:inline xmlns:wp="http://schemas.openxmlformats.org/drawingml/2006/wordprocessingDrawing" distT="0" distB="0" distL="0" distR="0">
             <wp:extent cx="5943600" cy="2895600"/>
@@ -342,7 +355,7 @@
       </w:r>
       <w:r>
         <w:rPr>
-          <w:rFonts w:ascii="Aptos" w:hAnsi="Aptos" w:cs="Aptos" w:eastAsia="Aptos"/>
+          <w:rFonts w:ascii="Calibri" w:hAnsi="Calibri" w:cs="Aptos" w:eastAsia="Aptos"/>
           <w:i w:val="1"/>
           <w:iCs w:val="1"/>
         </w:rPr>
@@ -356,42 +369,35 @@
         <w:ind w:left="0" w:right="0"/>
         <w:bidi w:val="0"/>
         <w:jc w:val="left"/>
+        <w:rPr>
+          <w:rFonts w:ascii="Calibri" w:hAnsi="Calibri"/>
+        </w:rPr>
       </w:pPr>
       <w:r>
         <w:rPr>
-          <w:rFonts w:ascii="Aptos" w:hAnsi="Aptos" w:cs="Aptos" w:eastAsia="Aptos"/>
+          <w:rFonts w:ascii="Calibri" w:hAnsi="Calibri" w:cs="Aptos" w:eastAsia="Aptos"/>
         </w:rPr>
         <w:t xml:space="preserve">For example, if you enter </w:t>
       </w:r>
       <w:r>
         <w:rPr>
-          <w:rFonts w:ascii="Aptos" w:hAnsi="Aptos" w:cs="Aptos" w:eastAsia="Aptos"/>
+          <w:rFonts w:ascii="Calibri" w:hAnsi="Calibri" w:cs="Aptos" w:eastAsia="Aptos"/>
           <w:b w:val="0"/>
           <w:i w:val="1"/>
           <w:bCs w:val="0"/>
           <w:iCs w:val="1"/>
         </w:rPr>
-        <w:t>Show me inciden</w:t>
-      </w:r>
-      <w:r>
-        <w:rPr>
-          <w:rFonts w:ascii="Aptos" w:hAnsi="Aptos" w:cs="Aptos" w:eastAsia="Aptos"/>
-          <w:b w:val="1"/>
-          <w:i w:val="1"/>
-          <w:bCs w:val="1"/>
-          <w:iCs w:val="1"/>
-        </w:rPr>
-        <w:t>t</w:t>
-      </w:r>
-      <w:r>
-        <w:rPr>
-          <w:rFonts w:ascii="Aptos" w:hAnsi="Aptos" w:cs="Aptos" w:eastAsia="Aptos"/>
+        <w:t>Show me incident</w:t>
+      </w:r>
+      <w:r>
+        <w:rPr>
+          <w:rFonts w:ascii="Calibri" w:hAnsi="Calibri" w:cs="Aptos" w:eastAsia="Aptos"/>
         </w:rPr>
         <w:t xml:space="preserve"> </w:t>
       </w:r>
       <w:r>
         <w:rPr>
-          <w:rFonts w:ascii="Aptos" w:hAnsi="Aptos" w:cs="Aptos" w:eastAsia="Aptos"/>
+          <w:rFonts w:ascii="Calibri" w:hAnsi="Calibri" w:cs="Aptos" w:eastAsia="Aptos"/>
           <w:i w:val="1"/>
           <w:iCs w:val="1"/>
         </w:rPr>
@@ -399,13 +405,13 @@
       </w:r>
       <w:r>
         <w:rPr>
-          <w:rFonts w:ascii="Aptos" w:hAnsi="Aptos" w:cs="Aptos" w:eastAsia="Aptos"/>
+          <w:rFonts w:ascii="Calibri" w:hAnsi="Calibri" w:cs="Aptos" w:eastAsia="Aptos"/>
         </w:rPr>
         <w:t xml:space="preserve">, Now Assist returns a link to the Incidents table. You can refine your results further by using more detailed requests. If you enter </w:t>
       </w:r>
       <w:r>
         <w:rPr>
-          <w:rFonts w:ascii="Aptos" w:hAnsi="Aptos" w:cs="Aptos" w:eastAsia="Aptos"/>
+          <w:rFonts w:ascii="Calibri" w:hAnsi="Calibri" w:cs="Aptos" w:eastAsia="Aptos"/>
           <w:b w:val="0"/>
           <w:i w:val="1"/>
           <w:bCs w:val="0"/>
@@ -415,13 +421,13 @@
       </w:r>
       <w:r>
         <w:rPr>
-          <w:rFonts w:ascii="Aptos" w:hAnsi="Aptos" w:cs="Aptos" w:eastAsia="Aptos"/>
+          <w:rFonts w:ascii="Calibri" w:hAnsi="Calibri" w:cs="Aptos" w:eastAsia="Aptos"/>
         </w:rPr>
         <w:t xml:space="preserve">, Now Assist can show you the same table, but only the </w:t>
       </w:r>
       <w:r>
         <w:rPr>
-          <w:rFonts w:ascii="Aptos" w:hAnsi="Aptos" w:cs="Aptos" w:eastAsia="Aptos"/>
+          <w:rFonts w:ascii="Calibri" w:hAnsi="Calibri" w:cs="Aptos" w:eastAsia="Aptos"/>
           <w:rtl w:val="0"/>
           <w:lang w:val="en-US" w:bidi="en-US" w:eastAsia="en-US"/>
         </w:rPr>
@@ -429,17 +435,26 @@
       </w:r>
       <w:r>
         <w:rPr>
-          <w:rFonts w:ascii="Aptos" w:hAnsi="Aptos" w:cs="Aptos" w:eastAsia="Aptos"/>
+          <w:rFonts w:ascii="Calibri" w:hAnsi="Calibri" w:cs="Aptos" w:eastAsia="Aptos"/>
         </w:rPr>
         <w:t>omplete records.</w:t>
       </w:r>
       <w:r>
+        <w:rPr>
+          <w:rFonts w:ascii="Calibri" w:hAnsi="Calibri"/>
+        </w:rPr>
         <w:br w:type="textWrapping"/>
       </w:r>
       <w:r>
+        <w:rPr>
+          <w:rFonts w:ascii="Calibri" w:hAnsi="Calibri"/>
+        </w:rPr>
         <w:br w:type="textWrapping"/>
       </w:r>
       <w:r>
+        <w:rPr>
+          <w:rFonts w:ascii="Calibri" w:hAnsi="Calibri"/>
+        </w:rPr>
         <w:drawing>
           <wp:inline xmlns:wp="http://schemas.openxmlformats.org/drawingml/2006/wordprocessingDrawing" distT="0" distB="0" distL="0" distR="0">
             <wp:extent cx="5943600" cy="2895600"/>
@@ -483,7 +498,7 @@
       </w:r>
       <w:r>
         <w:rPr>
-          <w:rFonts w:ascii="Aptos" w:hAnsi="Aptos" w:cs="Aptos" w:eastAsia="Aptos"/>
+          <w:rFonts w:ascii="Calibri" w:hAnsi="Calibri" w:cs="Aptos" w:eastAsia="Aptos"/>
           <w:i w:val="1"/>
           <w:iCs w:val="1"/>
         </w:rPr>
@@ -491,55 +506,35 @@
       </w:r>
       <w:r>
         <w:rPr>
-          <w:rFonts w:ascii="Aptos" w:hAnsi="Aptos" w:cs="Aptos" w:eastAsia="Aptos"/>
+          <w:rFonts w:ascii="Calibri" w:hAnsi="Calibri" w:cs="Aptos" w:eastAsia="Aptos"/>
           <w:i w:val="1"/>
           <w:iCs w:val="1"/>
           <w:rtl w:val="0"/>
           <w:lang w:val="en-US" w:bidi="en-US" w:eastAsia="en-US"/>
         </w:rPr>
-        <w:t>"</w:t>
-      </w:r>
-      <w:r>
-        <w:rPr>
-          <w:rFonts w:ascii="Aptos" w:hAnsi="Aptos" w:cs="Aptos" w:eastAsia="Aptos"/>
+        <w:t xml:space="preserve">"by </w:t>
+      </w:r>
+      <w:r>
+        <w:rPr>
+          <w:rFonts w:ascii="Calibri" w:hAnsi="Calibri" w:cs="Aptos" w:eastAsia="Aptos"/>
+          <w:i w:val="1"/>
+          <w:iCs w:val="1"/>
+        </w:rPr>
+        <w:t>Priority 1“ or "State is New</w:t>
+      </w:r>
+      <w:r>
+        <w:rPr>
+          <w:rFonts w:ascii="Calibri" w:hAnsi="Calibri" w:cs="Aptos" w:eastAsia="Aptos"/>
           <w:i w:val="1"/>
           <w:iCs w:val="1"/>
           <w:rtl w:val="0"/>
           <w:lang w:val="en-US" w:bidi="en-US" w:eastAsia="en-US"/>
         </w:rPr>
-        <w:t>by</w:t>
-      </w:r>
-      <w:r>
-        <w:rPr>
-          <w:rFonts w:ascii="Aptos" w:hAnsi="Aptos" w:cs="Aptos" w:eastAsia="Aptos"/>
-          <w:i w:val="1"/>
-          <w:iCs w:val="1"/>
-          <w:rtl w:val="0"/>
-          <w:lang w:val="en-US" w:bidi="en-US" w:eastAsia="en-US"/>
-        </w:rPr>
-        <w:t xml:space="preserve"> </w:t>
-      </w:r>
-      <w:r>
-        <w:rPr>
-          <w:rFonts w:ascii="Aptos" w:hAnsi="Aptos" w:cs="Aptos" w:eastAsia="Aptos"/>
-          <w:i w:val="1"/>
-          <w:iCs w:val="1"/>
-        </w:rPr>
-        <w:t>Priority 1“ or "State is New</w:t>
-      </w:r>
-      <w:r>
-        <w:rPr>
-          <w:rFonts w:ascii="Aptos" w:hAnsi="Aptos" w:cs="Aptos" w:eastAsia="Aptos"/>
-          <w:i w:val="1"/>
-          <w:iCs w:val="1"/>
-          <w:rtl w:val="0"/>
-          <w:lang w:val="en-US" w:bidi="en-US" w:eastAsia="en-US"/>
-        </w:rPr>
         <w:t>."</w:t>
       </w:r>
       <w:r>
         <w:rPr>
-          <w:rFonts w:ascii="Aptos" w:hAnsi="Aptos" w:cs="Aptos" w:eastAsia="Aptos"/>
+          <w:rFonts w:ascii="Calibri" w:hAnsi="Calibri" w:cs="Aptos" w:eastAsia="Aptos"/>
           <w:i w:val="1"/>
           <w:iCs w:val="1"/>
         </w:rPr>
@@ -549,17 +544,34 @@
     <w:p>
       <w:pPr>
         <w:spacing w:before="240" w:after="240" w:beforeAutospacing="0" w:afterAutospacing="0"/>
+        <w:rPr>
+          <w:rFonts w:ascii="Calibri" w:hAnsi="Calibri" w:cs="Aptos" w:eastAsia="Aptos"/>
+        </w:rPr>
       </w:pPr>
       <w:r>
         <w:rPr>
-          <w:rFonts w:ascii="Aptos" w:hAnsi="Aptos" w:cs="Aptos" w:eastAsia="Aptos"/>
+          <w:rFonts w:ascii="Calibri" w:hAnsi="Calibri" w:cs="Aptos" w:eastAsia="Aptos"/>
         </w:rPr>
         <w:t>The number of results is based on how many links Now Assist finds in response to your request. If you receive more than 10 results, the list is paginated.</w:t>
       </w:r>
-      <w:r>
+    </w:p>
+    <w:p>
+      <w:pPr>
+        <w:spacing w:before="240" w:after="240" w:beforeAutospacing="0" w:afterAutospacing="0"/>
+        <w:rPr>
+          <w:rFonts w:ascii="Calibri" w:hAnsi="Calibri"/>
+        </w:rPr>
+      </w:pPr>
+      <w:r>
+        <w:rPr>
+          <w:rFonts w:ascii="Calibri" w:hAnsi="Calibri"/>
+        </w:rPr>
         <w:br w:type="textWrapping"/>
       </w:r>
       <w:r>
+        <w:rPr>
+          <w:rFonts w:ascii="Calibri" w:hAnsi="Calibri"/>
+        </w:rPr>
         <w:drawing>
           <wp:inline xmlns:wp="http://schemas.openxmlformats.org/drawingml/2006/wordprocessingDrawing" distT="0" distB="0" distL="0" distR="0">
             <wp:extent cx="5943600" cy="2895600"/>
@@ -603,7 +615,7 @@
       </w:r>
       <w:r>
         <w:rPr>
-          <w:rFonts w:ascii="Aptos" w:hAnsi="Aptos" w:cs="Aptos" w:eastAsia="Aptos"/>
+          <w:rFonts w:ascii="Calibri" w:hAnsi="Calibri" w:cs="Aptos" w:eastAsia="Aptos"/>
           <w:i w:val="1"/>
           <w:iCs w:val="1"/>
         </w:rPr>
@@ -613,12 +625,12 @@
     <w:p>
       <w:pPr>
         <w:rPr>
-          <w:rFonts w:ascii="Aptos" w:hAnsi="Aptos" w:cs="Aptos" w:eastAsia="Aptos"/>
+          <w:rFonts w:ascii="Calibri" w:hAnsi="Calibri" w:cs="Aptos" w:eastAsia="Aptos"/>
         </w:rPr>
       </w:pPr>
       <w:r>
         <w:rPr>
-          <w:rFonts w:ascii="Aptos" w:hAnsi="Aptos" w:cs="Aptos" w:eastAsia="Aptos"/>
+          <w:rFonts w:ascii="Calibri" w:hAnsi="Calibri" w:cs="Aptos" w:eastAsia="Aptos"/>
         </w:rPr>
         <w:t>If Now Assist does not understand your request, you receive an error message asking you to rephrase your request.</w:t>
       </w:r>
